--- a/src/OpenXmlHtml.Tests/WordBackgroundColorTests.RunBackgroundColor.Net.verified.docx
+++ b/src/OpenXmlHtml.Tests/WordBackgroundColorTests.RunBackgroundColor.Net.verified.docx
@@ -16,6 +16,10 @@
         <w:t xml:space="preserve"> inline.</w:t>
       </w:r>
     </w:p>
+    <w:sectPr>
+      <w:pgSz w:w="11906" w:h="16838"/>
+      <w:pgMar w:top="1440" w:right="1440" w:bottom="1440" w:left="1440" w:header="720" w:footer="720" w:gutter="0"/>
+    </w:sectPr>
   </w:body>
 </w:document>
 </file>